--- a/reports/SF_ML_analytical_report.docx
+++ b/reports/SF_ML_analytical_report.docx
@@ -260,25 +260,32 @@
         <w:rPr>
           <w:lang w:val="ru-RU"/>
         </w:rPr>
-        <w:t xml:space="preserve">), выполнить </w:t>
-      </w:r>
-      <w:r>
-        <w:t>preprocessing</w:t>
-      </w:r>
-      <w:r>
-        <w:rPr>
-          <w:lang w:val="ru-RU"/>
-        </w:rPr>
-        <w:t>, построить и сравнить модели регрессии и классификации, а также интерпретировать полученные результаты.</w:t>
-      </w:r>
-    </w:p>
-    <w:p>
-      <w:pPr>
-        <w:spacing w:after="120"/>
-        <w:rPr>
-          <w:lang w:val="ru-RU"/>
-        </w:rPr>
-      </w:pPr>
+        <w:t>)</w:t>
+      </w:r>
+      <w:r>
+        <w:rPr>
+          <w:lang w:val="ru-RU"/>
+        </w:rPr>
+        <w:t>, сформировать набор признаков</w:t>
+      </w:r>
+      <w:r>
+        <w:rPr>
+          <w:lang w:val="ru-RU"/>
+        </w:rPr>
+        <w:t>, построить и сравнить модели регрессии</w:t>
+      </w:r>
+      <w:r>
+        <w:rPr>
+          <w:lang w:val="ru-RU"/>
+        </w:rPr>
+        <w:t>/</w:t>
+      </w:r>
+      <w:r>
+        <w:rPr>
+          <w:lang w:val="ru-RU"/>
+        </w:rPr>
+        <w:t>классификации, а также интерпретировать полученные результаты.</w:t>
+      </w:r>
     </w:p>
     <w:p>
       <w:pPr>
@@ -348,7 +355,6 @@
         </w:rPr>
         <w:t xml:space="preserve"> выше медианы и </w:t>
       </w:r>
-      <w:proofErr w:type="gramStart"/>
       <w:r>
         <w:t>SI</w:t>
       </w:r>
@@ -356,14 +362,7 @@
         <w:rPr>
           <w:lang w:val="ru-RU"/>
         </w:rPr>
-        <w:t xml:space="preserve"> &gt;</w:t>
-      </w:r>
-      <w:proofErr w:type="gramEnd"/>
-      <w:r>
-        <w:rPr>
-          <w:lang w:val="ru-RU"/>
-        </w:rPr>
-        <w:t xml:space="preserve"> 8. Для регрессии использовались метрики </w:t>
+        <w:t xml:space="preserve"> &gt; 8. Для регрессии использовались метрики </w:t>
       </w:r>
       <w:r>
         <w:t>RMSE</w:t>
@@ -4915,19 +4914,11 @@
       <w:r>
         <w:t>IC</w:t>
       </w:r>
-      <w:proofErr w:type="gramStart"/>
-      <w:r>
-        <w:rPr>
-          <w:lang w:val="ru-RU"/>
-        </w:rPr>
-        <w:t>50 &gt;</w:t>
-      </w:r>
-      <w:proofErr w:type="gramEnd"/>
-      <w:r>
-        <w:rPr>
-          <w:lang w:val="ru-RU"/>
-        </w:rPr>
-        <w:t xml:space="preserve"> 500 </w:t>
+      <w:r>
+        <w:rPr>
+          <w:lang w:val="ru-RU"/>
+        </w:rPr>
+        <w:t xml:space="preserve">50 &gt; 500 </w:t>
       </w:r>
       <w:proofErr w:type="spellStart"/>
       <w:r>
@@ -6236,19 +6227,11 @@
       <w:r>
         <w:t>CC</w:t>
       </w:r>
-      <w:proofErr w:type="gramStart"/>
-      <w:r>
-        <w:rPr>
-          <w:lang w:val="ru-RU"/>
-        </w:rPr>
-        <w:t>50 &gt;</w:t>
-      </w:r>
-      <w:proofErr w:type="gramEnd"/>
-      <w:r>
-        <w:rPr>
-          <w:lang w:val="ru-RU"/>
-        </w:rPr>
-        <w:t xml:space="preserve"> 1000 </w:t>
+      <w:r>
+        <w:rPr>
+          <w:lang w:val="ru-RU"/>
+        </w:rPr>
+        <w:t xml:space="preserve">50 &gt; 1000 </w:t>
       </w:r>
       <w:proofErr w:type="spellStart"/>
       <w:r>
@@ -7474,7 +7457,6 @@
         </w:rPr>
         <w:t xml:space="preserve">-моделей. Хвостовая ошибка: </w:t>
       </w:r>
-      <w:proofErr w:type="gramStart"/>
       <w:r>
         <w:t>SI</w:t>
       </w:r>
@@ -7482,14 +7464,7 @@
         <w:rPr>
           <w:lang w:val="ru-RU"/>
         </w:rPr>
-        <w:t xml:space="preserve"> &gt;</w:t>
-      </w:r>
-      <w:proofErr w:type="gramEnd"/>
-      <w:r>
-        <w:rPr>
-          <w:lang w:val="ru-RU"/>
-        </w:rPr>
-        <w:t xml:space="preserve"> 50 дают </w:t>
+        <w:t xml:space="preserve"> &gt; 50 дают </w:t>
       </w:r>
       <w:r>
         <w:t>MAE</w:t>
@@ -7591,7 +7566,6 @@
         </w:rPr>
         <w:t xml:space="preserve">. Для </w:t>
       </w:r>
-      <w:proofErr w:type="gramStart"/>
       <w:r>
         <w:t>SI </w:t>
       </w:r>
@@ -7601,7 +7575,6 @@
         </w:rPr>
         <w:t>&gt;</w:t>
       </w:r>
-      <w:proofErr w:type="gramEnd"/>
       <w:r>
         <w:t> </w:t>
       </w:r>
@@ -9761,7 +9734,6 @@
       <w:r>
         <w:t>CC</w:t>
       </w:r>
-      <w:proofErr w:type="gramStart"/>
       <w:r>
         <w:rPr>
           <w:lang w:val="ru-RU"/>
@@ -9777,7 +9749,6 @@
         </w:rPr>
         <w:t>&gt;</w:t>
       </w:r>
-      <w:proofErr w:type="gramEnd"/>
       <w:r>
         <w:t> median</w:t>
       </w:r>
@@ -9814,7 +9785,6 @@
         </w:rPr>
         <w:t xml:space="preserve">0,831). Для задачи </w:t>
       </w:r>
-      <w:proofErr w:type="gramStart"/>
       <w:r>
         <w:t>SI </w:t>
       </w:r>
@@ -9824,7 +9794,6 @@
         </w:rPr>
         <w:t>&gt;</w:t>
       </w:r>
-      <w:proofErr w:type="gramEnd"/>
       <w:r>
         <w:t> </w:t>
       </w:r>
@@ -9960,25 +9929,21 @@
         <w:rPr>
           <w:lang w:val="ru-RU"/>
         </w:rPr>
-        <w:t>_. Важность признаков интерпретируется как модельная оценка вклада дескрипторов, а не как доказательство химической причинности.</w:t>
-      </w:r>
-    </w:p>
-    <w:p>
-      <w:pPr>
-        <w:spacing w:after="240"/>
-        <w:rPr>
-          <w:lang w:val="ru-RU"/>
-        </w:rPr>
-      </w:pPr>
+        <w:t xml:space="preserve">_. </w:t>
+      </w:r>
     </w:p>
     <w:p>
       <w:pPr>
         <w:spacing w:before="240" w:after="120" w:line="276" w:lineRule="auto"/>
+        <w:rPr>
+          <w:lang w:val="ru-RU"/>
+        </w:rPr>
       </w:pPr>
       <w:r>
         <w:rPr>
           <w:sz w:val="24"/>
           <w:szCs w:val="24"/>
+          <w:lang w:val="ru-RU"/>
         </w:rPr>
         <w:t>Таблица 9 — Топ-3 признака финальных моделей</w:t>
       </w:r>
@@ -10797,7 +10762,6 @@
                 <w:sz w:val="20"/>
                 <w:szCs w:val="24"/>
               </w:rPr>
-              <w:lastRenderedPageBreak/>
               <w:t>SI&gt;median классиф.</w:t>
             </w:r>
           </w:p>
@@ -11021,8 +10985,90 @@
     </w:tbl>
     <w:p>
       <w:pPr>
-        <w:spacing w:after="240"/>
+        <w:ind w:firstLine="700"/>
+        <w:jc w:val="both"/>
+        <w:rPr>
+          <w:lang w:val="ru-RU"/>
+        </w:rPr>
       </w:pPr>
+      <w:r>
+        <w:lastRenderedPageBreak/>
+        <w:t>IC</w:t>
+      </w:r>
+      <w:r>
+        <w:rPr>
+          <w:lang w:val="ru-RU"/>
+        </w:rPr>
+        <w:t xml:space="preserve">50 и </w:t>
+      </w:r>
+      <w:r>
+        <w:t>CC</w:t>
+      </w:r>
+      <w:r>
+        <w:rPr>
+          <w:lang w:val="ru-RU"/>
+        </w:rPr>
+        <w:t xml:space="preserve">50 имеют разные наборы наиболее важных признаков, что может отражать различие между активностью и цитотоксичностью. </w:t>
+      </w:r>
+      <w:r>
+        <w:rPr>
+          <w:lang w:val="ru-RU"/>
+        </w:rPr>
+        <w:t>Важность признаков интерпретируется как модельная оценка вклада дескрипторов, а не как доказательство химической причинности.</w:t>
+      </w:r>
+      <w:r>
+        <w:rPr>
+          <w:lang w:val="ru-RU"/>
+        </w:rPr>
+        <w:t xml:space="preserve"> </w:t>
+      </w:r>
+      <w:r>
+        <w:t>SI</w:t>
+      </w:r>
+      <w:r>
+        <w:rPr>
+          <w:lang w:val="ru-RU"/>
+        </w:rPr>
+        <w:t xml:space="preserve">-задачи выделяют </w:t>
+      </w:r>
+      <w:r>
+        <w:t>FractionCSP</w:t>
+      </w:r>
+      <w:r>
+        <w:rPr>
+          <w:lang w:val="ru-RU"/>
+        </w:rPr>
+        <w:t xml:space="preserve">3 и </w:t>
+      </w:r>
+      <w:r>
+        <w:t>SMR</w:t>
+      </w:r>
+      <w:r>
+        <w:rPr>
+          <w:lang w:val="ru-RU"/>
+        </w:rPr>
+        <w:t>-дескрипторы, связанные с насыщенностью и физико-химическими свойствами молекул.</w:t>
+      </w:r>
+    </w:p>
+    <w:p>
+      <w:pPr>
+        <w:pStyle w:val="1"/>
+        <w:rPr>
+          <w:lang w:val="ru-RU"/>
+        </w:rPr>
+      </w:pPr>
+      <w:r>
+        <w:rPr>
+          <w:lang w:val="ru-RU"/>
+        </w:rPr>
+        <w:t>АНАЛИЗ</w:t>
+      </w:r>
+      <w:r>
+        <w:rPr>
+          <w:lang w:val="ru-RU"/>
+        </w:rPr>
+        <w:t xml:space="preserve"> РЕЗУЛЬТАТОВ</w:t>
+      </w:r>
     </w:p>
     <w:p>
       <w:pPr>
@@ -11033,25 +11079,88 @@
         </w:rPr>
       </w:pPr>
       <w:r>
+        <w:t>RDKit</w:t>
+      </w:r>
+      <w:r>
+        <w:rPr>
+          <w:lang w:val="ru-RU"/>
+        </w:rPr>
+        <w:t xml:space="preserve">-дескрипторы содержат устойчивый предиктивный сигнал для всех задач. Лучше всего моделируется </w:t>
+      </w:r>
+      <w:r>
+        <w:t>CC</w:t>
+      </w:r>
+      <w:r>
+        <w:rPr>
+          <w:lang w:val="ru-RU"/>
+        </w:rPr>
+        <w:t>50 (</w:t>
+      </w:r>
+      <w:r>
+        <w:t>R</w:t>
+      </w:r>
+      <w:r>
+        <w:rPr>
+          <w:lang w:val="ru-RU"/>
+        </w:rPr>
+        <w:t>2_</w:t>
+      </w:r>
+      <w:r>
+        <w:t>original</w:t>
+      </w:r>
+      <w:r>
+        <w:rPr>
+          <w:lang w:val="ru-RU"/>
+        </w:rPr>
+        <w:t xml:space="preserve"> = 0,529; </w:t>
+      </w:r>
+      <w:r>
+        <w:t>ROC</w:t>
+      </w:r>
+      <w:r>
+        <w:rPr>
+          <w:lang w:val="ru-RU"/>
+        </w:rPr>
+        <w:t>_</w:t>
+      </w:r>
+      <w:r>
+        <w:t>AUC</w:t>
+      </w:r>
+      <w:r>
+        <w:rPr>
+          <w:lang w:val="ru-RU"/>
+        </w:rPr>
+        <w:t xml:space="preserve"> = 0,831). </w:t>
+      </w:r>
+      <w:r>
         <w:t>IC</w:t>
       </w:r>
       <w:r>
         <w:rPr>
           <w:lang w:val="ru-RU"/>
         </w:rPr>
-        <w:t xml:space="preserve">50 и </w:t>
-      </w:r>
-      <w:r>
-        <w:t>CC</w:t>
-      </w:r>
-      <w:r>
-        <w:rPr>
-          <w:lang w:val="ru-RU"/>
-        </w:rPr>
-        <w:t xml:space="preserve">50 имеют разные наборы наиболее важных признаков, что может отражать различие между активностью и цитотоксичностью. Однако </w:t>
-      </w:r>
-      <w:r>
-        <w:t>feature</w:t>
+        <w:t>50 предсказывается умеренно (</w:t>
+      </w:r>
+      <w:r>
+        <w:t>R</w:t>
+      </w:r>
+      <w:r>
+        <w:rPr>
+          <w:lang w:val="ru-RU"/>
+        </w:rPr>
+        <w:t>2_</w:t>
+      </w:r>
+      <w:r>
+        <w:t>original</w:t>
+      </w:r>
+      <w:r>
+        <w:rPr>
+          <w:lang w:val="ru-RU"/>
+        </w:rPr>
+        <w:t xml:space="preserve"> = 0,377; </w:t>
+      </w:r>
+      <w:r>
+        <w:t>ROC</w:t>
       </w:r>
       <w:r>
         <w:rPr>
@@ -11060,13 +11169,13 @@
         <w:t>_</w:t>
       </w:r>
       <w:r>
-        <w:t>importances</w:t>
-      </w:r>
-      <w:r>
-        <w:rPr>
-          <w:lang w:val="ru-RU"/>
-        </w:rPr>
-        <w:t xml:space="preserve">_ является модельной оценкой и не доказывает химическую причинность. </w:t>
+        <w:t>AUC</w:t>
+      </w:r>
+      <w:r>
+        <w:rPr>
+          <w:lang w:val="ru-RU"/>
+        </w:rPr>
+        <w:t xml:space="preserve"> = 0,818). </w:t>
       </w:r>
       <w:r>
         <w:t>SI</w:t>
@@ -11075,45 +11184,79 @@
         <w:rPr>
           <w:lang w:val="ru-RU"/>
         </w:rPr>
-        <w:t xml:space="preserve">-задачи выделяют </w:t>
-      </w:r>
-      <w:r>
-        <w:t>FractionCSP</w:t>
-      </w:r>
-      <w:r>
-        <w:rPr>
-          <w:lang w:val="ru-RU"/>
-        </w:rPr>
-        <w:t xml:space="preserve">3 и </w:t>
-      </w:r>
-      <w:r>
-        <w:t>SMR</w:t>
-      </w:r>
-      <w:r>
-        <w:rPr>
-          <w:lang w:val="ru-RU"/>
-        </w:rPr>
-        <w:t>-дескрипторы, связанные с насыщенностью и физико-химическими свойствами молекул.</w:t>
+        <w:t xml:space="preserve"> является наиболее сложной целью ввиду производного характера и экстремального правого хвоста.</w:t>
       </w:r>
     </w:p>
     <w:p>
       <w:pPr>
-        <w:pStyle w:val="1"/>
+        <w:ind w:firstLine="709"/>
+        <w:jc w:val="both"/>
         <w:rPr>
           <w:lang w:val="ru-RU"/>
         </w:rPr>
       </w:pPr>
       <w:r>
-        <w:rPr>
-          <w:lang w:val="ru-RU"/>
-        </w:rPr>
-        <w:t>АНАЛИЗ</w:t>
-      </w:r>
-      <w:r>
-        <w:rPr>
-          <w:lang w:val="ru-RU"/>
-        </w:rPr>
-        <w:t xml:space="preserve"> РЕЗУЛЬТАТОВ</w:t>
+        <w:t>Tree</w:t>
+      </w:r>
+      <w:r>
+        <w:rPr>
+          <w:lang w:val="ru-RU"/>
+        </w:rPr>
+        <w:t>-</w:t>
+      </w:r>
+      <w:r>
+        <w:t>based</w:t>
+      </w:r>
+      <w:r>
+        <w:rPr>
+          <w:lang w:val="ru-RU"/>
+        </w:rPr>
+        <w:t xml:space="preserve"> модели стабильно превосходят линейные по качеству, но демонстрируют значительный </w:t>
+      </w:r>
+      <w:r>
+        <w:t>overfit</w:t>
+      </w:r>
+      <w:r>
+        <w:rPr>
+          <w:lang w:val="ru-RU"/>
+        </w:rPr>
+        <w:t xml:space="preserve"> </w:t>
+      </w:r>
+      <w:r>
+        <w:t>gap</w:t>
+      </w:r>
+      <w:r>
+        <w:rPr>
+          <w:lang w:val="ru-RU"/>
+        </w:rPr>
+        <w:t xml:space="preserve"> при малой выборке (772</w:t>
+      </w:r>
+      <w:r>
+        <w:t> </w:t>
+      </w:r>
+      <w:r>
+        <w:rPr>
+          <w:lang w:val="ru-RU"/>
+        </w:rPr>
+        <w:t xml:space="preserve">наблюдения в </w:t>
+      </w:r>
+      <w:r>
+        <w:t>train</w:t>
+      </w:r>
+      <w:r>
+        <w:rPr>
+          <w:lang w:val="ru-RU"/>
+        </w:rPr>
+        <w:t xml:space="preserve">). В ряде задач логистическая регрессия и </w:t>
+      </w:r>
+      <w:r>
+        <w:t>SVC</w:t>
+      </w:r>
+      <w:r>
+        <w:rPr>
+          <w:lang w:val="ru-RU"/>
+        </w:rPr>
+        <w:t xml:space="preserve"> оказываются конкурентоспособными.</w:t>
       </w:r>
     </w:p>
     <w:p>
@@ -11125,13 +11268,96 @@
         </w:rPr>
       </w:pPr>
       <w:r>
-        <w:t>RDKit</w:t>
-      </w:r>
-      <w:r>
-        <w:rPr>
-          <w:lang w:val="ru-RU"/>
-        </w:rPr>
-        <w:t xml:space="preserve">-дескрипторы содержат устойчивый предиктивный сигнал для всех задач. Лучше всего моделируется </w:t>
+        <w:rPr>
+          <w:lang w:val="ru-RU"/>
+        </w:rPr>
+        <w:t xml:space="preserve">Тюнинг по </w:t>
+      </w:r>
+      <w:r>
+        <w:t>RMSE</w:t>
+      </w:r>
+      <w:r>
+        <w:rPr>
+          <w:lang w:val="ru-RU"/>
+        </w:rPr>
+        <w:t>_</w:t>
+      </w:r>
+      <w:r>
+        <w:t>log</w:t>
+      </w:r>
+      <w:r>
+        <w:rPr>
+          <w:lang w:val="ru-RU"/>
+        </w:rPr>
+        <w:t xml:space="preserve"> ухудшил </w:t>
+      </w:r>
+      <w:r>
+        <w:t>R</w:t>
+      </w:r>
+      <w:r>
+        <w:rPr>
+          <w:lang w:val="ru-RU"/>
+        </w:rPr>
+        <w:t>2_</w:t>
+      </w:r>
+      <w:r>
+        <w:t>original</w:t>
+      </w:r>
+      <w:r>
+        <w:rPr>
+          <w:lang w:val="ru-RU"/>
+        </w:rPr>
+        <w:t xml:space="preserve"> у большинства регрессионных моделей, поэтому для дальнейшей работы </w:t>
+      </w:r>
+      <w:r>
+        <w:rPr>
+          <w:lang w:val="ru-RU"/>
+        </w:rPr>
+        <w:t>желательна разработка специальной</w:t>
+      </w:r>
+      <w:r>
+        <w:rPr>
+          <w:lang w:val="ru-RU"/>
+        </w:rPr>
+        <w:t xml:space="preserve"> </w:t>
+      </w:r>
+      <w:proofErr w:type="spellStart"/>
+      <w:r>
+        <w:rPr>
+          <w:lang w:val="ru-RU"/>
+        </w:rPr>
+        <w:t>мультиметрик</w:t>
+      </w:r>
+      <w:r>
+        <w:rPr>
+          <w:lang w:val="ru-RU"/>
+        </w:rPr>
+        <w:t>и</w:t>
+      </w:r>
+      <w:proofErr w:type="spellEnd"/>
+      <w:r>
+        <w:rPr>
+          <w:lang w:val="ru-RU"/>
+        </w:rPr>
+        <w:t xml:space="preserve">. </w:t>
+      </w:r>
+      <w:r>
+        <w:t>ExtraTrees</w:t>
+      </w:r>
+      <w:r>
+        <w:rPr>
+          <w:lang w:val="ru-RU"/>
+        </w:rPr>
+        <w:t>_</w:t>
+      </w:r>
+      <w:r>
+        <w:t>tuned</w:t>
+      </w:r>
+      <w:r>
+        <w:rPr>
+          <w:lang w:val="ru-RU"/>
+        </w:rPr>
+        <w:t xml:space="preserve"> в задаче </w:t>
       </w:r>
       <w:r>
         <w:t>CC</w:t>
@@ -11140,7 +11366,7 @@
         <w:rPr>
           <w:lang w:val="ru-RU"/>
         </w:rPr>
-        <w:t>50 (</w:t>
+        <w:t xml:space="preserve">50 деградировал с 0,529 до 0,359 по </w:t>
       </w:r>
       <w:r>
         <w:t>R</w:t>
@@ -11158,10 +11384,10 @@
         <w:rPr>
           <w:lang w:val="ru-RU"/>
         </w:rPr>
-        <w:t xml:space="preserve"> = 0,529; </w:t>
-      </w:r>
-      <w:r>
-        <w:t>ROC</w:t>
+        <w:t xml:space="preserve">. </w:t>
+      </w:r>
+      <w:r>
+        <w:t>SVC</w:t>
       </w:r>
       <w:r>
         <w:rPr>
@@ -11170,58 +11396,31 @@
         <w:t>_</w:t>
       </w:r>
       <w:r>
+        <w:t>rbf</w:t>
+      </w:r>
+      <w:r>
+        <w:rPr>
+          <w:lang w:val="ru-RU"/>
+        </w:rPr>
+        <w:t xml:space="preserve"> показал наилучший </w:t>
+      </w:r>
+      <w:r>
+        <w:t>PR</w:t>
+      </w:r>
+      <w:r>
+        <w:rPr>
+          <w:lang w:val="ru-RU"/>
+        </w:rPr>
+        <w:t>_</w:t>
+      </w:r>
+      <w:r>
         <w:t>AUC</w:t>
       </w:r>
       <w:r>
         <w:rPr>
           <w:lang w:val="ru-RU"/>
         </w:rPr>
-        <w:t xml:space="preserve"> = 0,831). </w:t>
-      </w:r>
-      <w:r>
-        <w:t>IC</w:t>
-      </w:r>
-      <w:r>
-        <w:rPr>
-          <w:lang w:val="ru-RU"/>
-        </w:rPr>
-        <w:t>50 предсказывается умеренно (</w:t>
-      </w:r>
-      <w:r>
-        <w:t>R</w:t>
-      </w:r>
-      <w:r>
-        <w:rPr>
-          <w:lang w:val="ru-RU"/>
-        </w:rPr>
-        <w:t>2_</w:t>
-      </w:r>
-      <w:r>
-        <w:t>original</w:t>
-      </w:r>
-      <w:r>
-        <w:rPr>
-          <w:lang w:val="ru-RU"/>
-        </w:rPr>
-        <w:t xml:space="preserve"> = 0,377; </w:t>
-      </w:r>
-      <w:r>
-        <w:t>ROC</w:t>
-      </w:r>
-      <w:r>
-        <w:rPr>
-          <w:lang w:val="ru-RU"/>
-        </w:rPr>
-        <w:t>_</w:t>
-      </w:r>
-      <w:r>
-        <w:t>AUC</w:t>
-      </w:r>
-      <w:r>
-        <w:rPr>
-          <w:lang w:val="ru-RU"/>
-        </w:rPr>
-        <w:t xml:space="preserve"> = 0,818). </w:t>
+        <w:t xml:space="preserve"> в задаче </w:t>
       </w:r>
       <w:r>
         <w:t>SI</w:t>
@@ -11230,79 +11429,53 @@
         <w:rPr>
           <w:lang w:val="ru-RU"/>
         </w:rPr>
-        <w:t xml:space="preserve"> является наиболее сложной целью ввиду производного характера и экстремального правого хвоста.</w:t>
+        <w:t xml:space="preserve"> &gt; </w:t>
+      </w:r>
+      <w:r>
+        <w:t>median</w:t>
+      </w:r>
+      <w:r>
+        <w:rPr>
+          <w:lang w:val="ru-RU"/>
+        </w:rPr>
+        <w:t xml:space="preserve"> (0,771), что указывает на конкурентоспособность </w:t>
+      </w:r>
+      <w:r>
+        <w:t>SVM</w:t>
+      </w:r>
+      <w:r>
+        <w:rPr>
+          <w:lang w:val="ru-RU"/>
+        </w:rPr>
+        <w:t xml:space="preserve">-подхода для </w:t>
+      </w:r>
+      <w:r>
+        <w:rPr>
+          <w:lang w:val="ru-RU"/>
+        </w:rPr>
+        <w:t xml:space="preserve">определённой </w:t>
+      </w:r>
+      <w:r>
+        <w:rPr>
+          <w:lang w:val="ru-RU"/>
+        </w:rPr>
+        <w:t>части классификационных задач.</w:t>
       </w:r>
     </w:p>
     <w:p>
       <w:pPr>
-        <w:ind w:firstLine="709"/>
-        <w:jc w:val="both"/>
+        <w:spacing w:before="480" w:after="240"/>
+        <w:jc w:val="center"/>
         <w:rPr>
           <w:lang w:val="ru-RU"/>
         </w:rPr>
       </w:pPr>
       <w:r>
-        <w:t>Tree</w:t>
-      </w:r>
-      <w:r>
-        <w:rPr>
-          <w:lang w:val="ru-RU"/>
-        </w:rPr>
-        <w:t>-</w:t>
-      </w:r>
-      <w:r>
-        <w:t>based</w:t>
-      </w:r>
-      <w:r>
-        <w:rPr>
-          <w:lang w:val="ru-RU"/>
-        </w:rPr>
-        <w:t xml:space="preserve"> модели стабильно превосходят линейные по качеству, но демонстрируют значительный </w:t>
-      </w:r>
-      <w:r>
-        <w:t>overfit</w:t>
-      </w:r>
-      <w:r>
-        <w:rPr>
-          <w:lang w:val="ru-RU"/>
-        </w:rPr>
-        <w:t xml:space="preserve"> </w:t>
-      </w:r>
-      <w:r>
-        <w:t>gap</w:t>
-      </w:r>
-      <w:r>
-        <w:rPr>
-          <w:lang w:val="ru-RU"/>
-        </w:rPr>
-        <w:t xml:space="preserve"> при малой выборке (772</w:t>
-      </w:r>
-      <w:r>
-        <w:t> </w:t>
-      </w:r>
-      <w:r>
-        <w:rPr>
-          <w:lang w:val="ru-RU"/>
-        </w:rPr>
-        <w:t xml:space="preserve">наблюдения в </w:t>
-      </w:r>
-      <w:r>
-        <w:t>train</w:t>
-      </w:r>
-      <w:r>
-        <w:rPr>
-          <w:lang w:val="ru-RU"/>
-        </w:rPr>
-        <w:t xml:space="preserve">). В ряде задач логистическая регрессия и </w:t>
-      </w:r>
-      <w:r>
-        <w:t>SVC</w:t>
-      </w:r>
-      <w:r>
-        <w:rPr>
-          <w:lang w:val="ru-RU"/>
-        </w:rPr>
-        <w:t xml:space="preserve"> оказываются конкурентоспособными.</w:t>
+        <w:rPr>
+          <w:b/>
+          <w:lang w:val="ru-RU"/>
+        </w:rPr>
+        <w:t>ОГРАНИЧЕНИЯ ИССЛЕДОВАНИЯ</w:t>
       </w:r>
     </w:p>
     <w:p>
@@ -11317,191 +11490,87 @@
         <w:rPr>
           <w:lang w:val="ru-RU"/>
         </w:rPr>
-        <w:t xml:space="preserve">Тюнинг по </w:t>
-      </w:r>
-      <w:r>
-        <w:t>RMSE</w:t>
-      </w:r>
-      <w:r>
-        <w:rPr>
-          <w:lang w:val="ru-RU"/>
-        </w:rPr>
-        <w:t>_</w:t>
-      </w:r>
-      <w:r>
-        <w:t>log</w:t>
-      </w:r>
-      <w:r>
-        <w:rPr>
-          <w:lang w:val="ru-RU"/>
-        </w:rPr>
-        <w:t xml:space="preserve"> ухудшил </w:t>
-      </w:r>
-      <w:r>
-        <w:t>R</w:t>
-      </w:r>
-      <w:r>
-        <w:rPr>
-          <w:lang w:val="ru-RU"/>
-        </w:rPr>
-        <w:t>2_</w:t>
-      </w:r>
-      <w:r>
-        <w:t>original</w:t>
-      </w:r>
-      <w:r>
-        <w:rPr>
-          <w:lang w:val="ru-RU"/>
-        </w:rPr>
-        <w:t xml:space="preserve"> у большинства регрессионных моделей, поэтому для дальнейшей работы необходима </w:t>
+        <w:t xml:space="preserve">К основным ограничениям работы относятся небольшой размер выборки после очистки (966 наблюдений), выраженные правые хвосты целевых переменных, сильная </w:t>
       </w:r>
       <w:proofErr w:type="spellStart"/>
       <w:r>
         <w:rPr>
           <w:lang w:val="ru-RU"/>
         </w:rPr>
-        <w:t>мультиметрика</w:t>
+        <w:t>мультиколлинеарность</w:t>
       </w:r>
       <w:proofErr w:type="spellEnd"/>
       <w:r>
         <w:rPr>
           <w:lang w:val="ru-RU"/>
         </w:rPr>
-        <w:t xml:space="preserve">. </w:t>
-      </w:r>
-      <w:r>
-        <w:t>ExtraTrees</w:t>
-      </w:r>
-      <w:r>
-        <w:rPr>
-          <w:lang w:val="ru-RU"/>
-        </w:rPr>
-        <w:t>_</w:t>
-      </w:r>
-      <w:r>
-        <w:t>tuned</w:t>
-      </w:r>
-      <w:r>
-        <w:rPr>
-          <w:lang w:val="ru-RU"/>
-        </w:rPr>
-        <w:t xml:space="preserve"> в задаче </w:t>
-      </w:r>
-      <w:r>
-        <w:t>CC</w:t>
-      </w:r>
-      <w:r>
-        <w:rPr>
-          <w:lang w:val="ru-RU"/>
-        </w:rPr>
-        <w:t xml:space="preserve">50 деградировал с 0,529 до 0,359 по </w:t>
-      </w:r>
-      <w:r>
-        <w:t>R</w:t>
-      </w:r>
-      <w:r>
-        <w:rPr>
-          <w:lang w:val="ru-RU"/>
-        </w:rPr>
-        <w:t>2_</w:t>
-      </w:r>
-      <w:r>
-        <w:t>original</w:t>
-      </w:r>
-      <w:r>
-        <w:rPr>
-          <w:lang w:val="ru-RU"/>
-        </w:rPr>
-        <w:t xml:space="preserve">. </w:t>
-      </w:r>
-      <w:r>
-        <w:t>SVC</w:t>
-      </w:r>
-      <w:r>
-        <w:rPr>
-          <w:lang w:val="ru-RU"/>
-        </w:rPr>
-        <w:t>_</w:t>
-      </w:r>
-      <w:r>
-        <w:t>rbf</w:t>
-      </w:r>
-      <w:r>
-        <w:rPr>
-          <w:lang w:val="ru-RU"/>
-        </w:rPr>
-        <w:t xml:space="preserve"> показал наилучший </w:t>
-      </w:r>
-      <w:r>
-        <w:t>PR</w:t>
-      </w:r>
-      <w:r>
-        <w:rPr>
-          <w:lang w:val="ru-RU"/>
-        </w:rPr>
-        <w:t>_</w:t>
-      </w:r>
-      <w:r>
-        <w:t>AUC</w:t>
-      </w:r>
-      <w:r>
-        <w:rPr>
-          <w:lang w:val="ru-RU"/>
-        </w:rPr>
-        <w:t xml:space="preserve"> в задаче </w:t>
-      </w:r>
-      <w:r>
-        <w:t>SI</w:t>
-      </w:r>
-      <w:r>
-        <w:rPr>
-          <w:lang w:val="ru-RU"/>
-        </w:rPr>
-        <w:t xml:space="preserve"> &gt; </w:t>
-      </w:r>
-      <w:r>
-        <w:t>median</w:t>
-      </w:r>
-      <w:r>
-        <w:rPr>
-          <w:lang w:val="ru-RU"/>
-        </w:rPr>
-        <w:t xml:space="preserve"> (0,771), что указывает на конкурентоспособность </w:t>
-      </w:r>
-      <w:r>
-        <w:t>SVM</w:t>
-      </w:r>
-      <w:r>
-        <w:rPr>
-          <w:lang w:val="ru-RU"/>
-        </w:rPr>
-        <w:t>-подхода для части классификационных задач.</w:t>
-      </w:r>
-    </w:p>
-    <w:p>
-      <w:pPr>
-        <w:jc w:val="center"/>
-        <w:rPr>
-          <w:b/>
-          <w:lang w:val="ru-RU"/>
-        </w:rPr>
-      </w:pPr>
-    </w:p>
-    <w:p>
-      <w:pPr>
-        <w:spacing w:before="480" w:after="240"/>
-        <w:jc w:val="center"/>
-        <w:rPr>
-          <w:lang w:val="ru-RU"/>
-        </w:rPr>
-      </w:pPr>
-      <w:r>
-        <w:rPr>
-          <w:b/>
+        <w:t xml:space="preserve"> исходных </w:t>
+      </w:r>
+      <w:r>
+        <w:t>RDKit</w:t>
+      </w:r>
+      <w:r>
+        <w:rPr>
+          <w:lang w:val="ru-RU"/>
+        </w:rPr>
+        <w:t>-</w:t>
+      </w:r>
+      <w:r>
+        <w:rPr>
           <w:lang w:val="ru-RU"/>
         </w:rPr>
         <w:lastRenderedPageBreak/>
-        <w:t>ОГРАНИЧЕНИЯ ИССЛЕДОВАНИЯ</w:t>
+        <w:t xml:space="preserve">дескрипторов и риск переобучения </w:t>
+      </w:r>
+      <w:r>
+        <w:t>tree</w:t>
+      </w:r>
+      <w:r>
+        <w:rPr>
+          <w:lang w:val="ru-RU"/>
+        </w:rPr>
+        <w:t>-</w:t>
+      </w:r>
+      <w:r>
+        <w:t>based</w:t>
+      </w:r>
+      <w:r>
+        <w:rPr>
+          <w:lang w:val="ru-RU"/>
+        </w:rPr>
+        <w:t xml:space="preserve"> моделей. Дополнительно следует учитывать отсутствие внешней </w:t>
+      </w:r>
+      <w:proofErr w:type="spellStart"/>
+      <w:r>
+        <w:rPr>
+          <w:lang w:val="ru-RU"/>
+        </w:rPr>
+        <w:t>валидационной</w:t>
+      </w:r>
+      <w:proofErr w:type="spellEnd"/>
+      <w:r>
+        <w:rPr>
+          <w:lang w:val="ru-RU"/>
+        </w:rPr>
+        <w:t xml:space="preserve"> выборки: все выводы основаны на внутреннем </w:t>
+      </w:r>
+      <w:r>
+        <w:t>train</w:t>
+      </w:r>
+      <w:r>
+        <w:rPr>
+          <w:lang w:val="ru-RU"/>
+        </w:rPr>
+        <w:t>/</w:t>
+      </w:r>
+      <w:r>
+        <w:t>test</w:t>
+      </w:r>
+      <w:r>
+        <w:rPr>
+          <w:lang w:val="ru-RU"/>
+        </w:rPr>
+        <w:t>-разбиении и кросс-валидации.</w:t>
       </w:r>
     </w:p>
     <w:p>
@@ -11516,131 +11585,145 @@
         <w:rPr>
           <w:lang w:val="ru-RU"/>
         </w:rPr>
-        <w:t xml:space="preserve">К основным ограничениям работы относятся небольшой размер выборки после очистки (966 наблюдений), выраженные правые хвосты целевых переменных, сильная </w:t>
-      </w:r>
-      <w:proofErr w:type="spellStart"/>
-      <w:r>
-        <w:rPr>
-          <w:lang w:val="ru-RU"/>
-        </w:rPr>
-        <w:t>мультиколлинеарность</w:t>
-      </w:r>
-      <w:proofErr w:type="spellEnd"/>
-      <w:r>
-        <w:rPr>
-          <w:lang w:val="ru-RU"/>
-        </w:rPr>
-        <w:t xml:space="preserve"> исходных </w:t>
-      </w:r>
-      <w:r>
-        <w:t>RDKit</w:t>
-      </w:r>
-      <w:r>
-        <w:rPr>
-          <w:lang w:val="ru-RU"/>
-        </w:rPr>
-        <w:t xml:space="preserve">-дескрипторов и риск переобучения </w:t>
-      </w:r>
-      <w:r>
-        <w:t>tree</w:t>
-      </w:r>
-      <w:r>
-        <w:rPr>
-          <w:lang w:val="ru-RU"/>
-        </w:rPr>
-        <w:t>-</w:t>
-      </w:r>
-      <w:r>
-        <w:t>based</w:t>
-      </w:r>
-      <w:r>
-        <w:rPr>
-          <w:lang w:val="ru-RU"/>
-        </w:rPr>
-        <w:t xml:space="preserve"> моделей. Дополнительно следует учитывать отсутствие внешней </w:t>
-      </w:r>
-      <w:proofErr w:type="spellStart"/>
-      <w:r>
-        <w:rPr>
-          <w:lang w:val="ru-RU"/>
-        </w:rPr>
-        <w:t>валидационной</w:t>
-      </w:r>
-      <w:proofErr w:type="spellEnd"/>
-      <w:r>
-        <w:rPr>
-          <w:lang w:val="ru-RU"/>
-        </w:rPr>
-        <w:t xml:space="preserve"> выборки: все выводы основаны на внутреннем </w:t>
-      </w:r>
-      <w:r>
-        <w:t>train</w:t>
-      </w:r>
-      <w:r>
-        <w:rPr>
-          <w:lang w:val="ru-RU"/>
-        </w:rPr>
-        <w:t>/</w:t>
-      </w:r>
-      <w:r>
-        <w:t>test</w:t>
-      </w:r>
-      <w:r>
-        <w:rPr>
-          <w:lang w:val="ru-RU"/>
-        </w:rPr>
-        <w:t>-разбиении и кросс-валидации.</w:t>
-      </w:r>
-    </w:p>
-    <w:p>
-      <w:pPr>
-        <w:ind w:firstLine="700"/>
-        <w:jc w:val="both"/>
-        <w:rPr>
-          <w:lang w:val="ru-RU"/>
-        </w:rPr>
-      </w:pPr>
-      <w:r>
-        <w:rPr>
-          <w:lang w:val="ru-RU"/>
-        </w:rPr>
-        <w:t xml:space="preserve">Интерпретация признаков выполнена по встроенной </w:t>
-      </w:r>
-      <w:r>
-        <w:t>feature</w:t>
-      </w:r>
-      <w:r>
-        <w:rPr>
-          <w:lang w:val="ru-RU"/>
-        </w:rPr>
-        <w:t>_</w:t>
-      </w:r>
-      <w:r>
-        <w:t>importances</w:t>
-      </w:r>
-      <w:r>
-        <w:rPr>
-          <w:lang w:val="ru-RU"/>
-        </w:rPr>
-        <w:t xml:space="preserve">_ у </w:t>
-      </w:r>
-      <w:r>
-        <w:t>tree</w:t>
-      </w:r>
-      <w:r>
-        <w:rPr>
-          <w:lang w:val="ru-RU"/>
-        </w:rPr>
-        <w:t>-</w:t>
-      </w:r>
-      <w:r>
-        <w:t>based</w:t>
-      </w:r>
-      <w:r>
-        <w:rPr>
-          <w:lang w:val="ru-RU"/>
-        </w:rPr>
-        <w:t xml:space="preserve"> моделей. Поэтому полученные важности следует рассматривать как модельную оценку вклада дескрипторов, а не как доказательство химической причинности. Для предметной химической интерпретации требуется отдельная экспертная проверка.</w:t>
+        <w:t>Интерпретация признаков выполнена по встроенн</w:t>
+      </w:r>
+      <w:r>
+        <w:rPr>
+          <w:lang w:val="ru-RU"/>
+        </w:rPr>
+        <w:t>ым в модели</w:t>
+      </w:r>
+      <w:r>
+        <w:rPr>
+          <w:lang w:val="ru-RU"/>
+        </w:rPr>
+        <w:t xml:space="preserve"> </w:t>
+      </w:r>
+      <w:r>
+        <w:rPr>
+          <w:lang w:val="ru-RU"/>
+        </w:rPr>
+        <w:t>метрикам оценки важности</w:t>
+      </w:r>
+      <w:r>
+        <w:rPr>
+          <w:lang w:val="ru-RU"/>
+        </w:rPr>
+        <w:t xml:space="preserve">. </w:t>
+      </w:r>
+      <w:r>
+        <w:rPr>
+          <w:lang w:val="ru-RU"/>
+        </w:rPr>
+        <w:t>Из этого следует, что</w:t>
+      </w:r>
+      <w:r>
+        <w:rPr>
+          <w:lang w:val="ru-RU"/>
+        </w:rPr>
+        <w:t xml:space="preserve"> полученные важности </w:t>
+      </w:r>
+      <w:r>
+        <w:rPr>
+          <w:lang w:val="ru-RU"/>
+        </w:rPr>
+        <w:t>необходимо</w:t>
+      </w:r>
+      <w:r>
+        <w:rPr>
+          <w:lang w:val="ru-RU"/>
+        </w:rPr>
+        <w:t xml:space="preserve"> рассматривать как модельную оценку вклада дескрипторов, </w:t>
+      </w:r>
+      <w:r>
+        <w:rPr>
+          <w:lang w:val="ru-RU"/>
+        </w:rPr>
+        <w:t>а не</w:t>
+      </w:r>
+      <w:r>
+        <w:rPr>
+          <w:lang w:val="ru-RU"/>
+        </w:rPr>
+        <w:t xml:space="preserve"> </w:t>
+      </w:r>
+      <w:r>
+        <w:rPr>
+          <w:lang w:val="ru-RU"/>
+        </w:rPr>
+        <w:t>анализ химической</w:t>
+      </w:r>
+      <w:r>
+        <w:rPr>
+          <w:lang w:val="ru-RU"/>
+        </w:rPr>
+        <w:t xml:space="preserve"> причинности</w:t>
+      </w:r>
+      <w:r>
+        <w:rPr>
+          <w:lang w:val="ru-RU"/>
+        </w:rPr>
+        <w:t>,</w:t>
+      </w:r>
+      <w:r>
+        <w:rPr>
+          <w:lang w:val="ru-RU"/>
+        </w:rPr>
+        <w:t xml:space="preserve"> который</w:t>
+      </w:r>
+      <w:r>
+        <w:rPr>
+          <w:lang w:val="ru-RU"/>
+        </w:rPr>
+        <w:t xml:space="preserve"> требует отдельно</w:t>
+      </w:r>
+      <w:r>
+        <w:rPr>
+          <w:lang w:val="ru-RU"/>
+        </w:rPr>
+        <w:t>й</w:t>
+      </w:r>
+      <w:r>
+        <w:rPr>
+          <w:lang w:val="ru-RU"/>
+        </w:rPr>
+        <w:t xml:space="preserve"> </w:t>
+      </w:r>
+      <w:r>
+        <w:rPr>
+          <w:lang w:val="ru-RU"/>
+        </w:rPr>
+        <w:t>экспертн</w:t>
+      </w:r>
+      <w:r>
+        <w:rPr>
+          <w:lang w:val="ru-RU"/>
+        </w:rPr>
+        <w:t>ой</w:t>
+      </w:r>
+      <w:r>
+        <w:rPr>
+          <w:lang w:val="ru-RU"/>
+        </w:rPr>
+        <w:t xml:space="preserve"> </w:t>
+      </w:r>
+      <w:r>
+        <w:rPr>
+          <w:lang w:val="ru-RU"/>
+        </w:rPr>
+        <w:t>оценк</w:t>
+      </w:r>
+      <w:r>
+        <w:rPr>
+          <w:lang w:val="ru-RU"/>
+        </w:rPr>
+        <w:t>и</w:t>
+      </w:r>
+      <w:r>
+        <w:rPr>
+          <w:lang w:val="ru-RU"/>
+        </w:rPr>
+        <w:t>.</w:t>
       </w:r>
     </w:p>
     <w:p>
@@ -11886,7 +11969,6 @@
         </w:rPr>
         <w:t xml:space="preserve">для задачи </w:t>
       </w:r>
-      <w:proofErr w:type="gramStart"/>
       <w:r>
         <w:t>SI </w:t>
       </w:r>
@@ -11896,7 +11978,6 @@
         </w:rPr>
         <w:t>&gt;</w:t>
       </w:r>
-      <w:proofErr w:type="gramEnd"/>
       <w:r>
         <w:t> </w:t>
       </w:r>
